--- a/backend-exhibits/Egnyte to Google My Drive not included.docx
+++ b/backend-exhibits/Egnyte to Google My Drive not included.docx
@@ -39,14 +39,14 @@
               <w:ind w:left="52"/>
               <w:jc w:val="center"/>
               <w:rPr>
-                <w:rFonts w:ascii="Arial" w:hAnsi="Arial" w:cs="Arial"/>
+                <w:rFonts w:ascii="Arial" w:hAnsi="Arial" w:cs="Arial" w:eastAsia="Arial"/>
                 <w:sz w:val="21"/>
                 <w:szCs w:val="21"/>
               </w:rPr>
             </w:pPr>
             <w:r>
               <w:rPr>
-                <w:rFonts w:ascii="Arial" w:eastAsia="Arial" w:hAnsi="Arial" w:cs="Arial"/>
+                <w:rFonts w:ascii="Arial" w:hAnsi="Arial" w:cs="Arial" w:eastAsia="Arial"/>
                 <w:b/>
                 <w:sz w:val="21"/>
                 <w:szCs w:val="21"/>
@@ -55,7 +55,7 @@
             </w:r>
             <w:r>
               <w:rPr>
-                <w:rFonts w:ascii="Arial" w:eastAsia="Arial" w:hAnsi="Arial" w:cs="Arial"/>
+                <w:rFonts w:ascii="Arial" w:hAnsi="Arial" w:cs="Arial" w:eastAsia="Arial"/>
                 <w:b/>
                 <w:sz w:val="21"/>
                 <w:szCs w:val="21"/>
@@ -64,7 +64,7 @@
             </w:r>
             <w:r>
               <w:rPr>
-                <w:rFonts w:ascii="Arial" w:eastAsia="Arial" w:hAnsi="Arial" w:cs="Arial"/>
+                <w:rFonts w:ascii="Arial" w:hAnsi="Arial" w:cs="Arial" w:eastAsia="Arial"/>
                 <w:b/>
                 <w:sz w:val="21"/>
                 <w:szCs w:val="21"/>
@@ -73,7 +73,7 @@
             </w:r>
             <w:r>
               <w:rPr>
-                <w:rFonts w:ascii="Arial" w:eastAsia="Arial" w:hAnsi="Arial" w:cs="Arial"/>
+                <w:rFonts w:ascii="Arial" w:hAnsi="Arial" w:cs="Arial" w:eastAsia="Arial"/>
                 <w:b/>
                 <w:sz w:val="21"/>
                 <w:szCs w:val="21"/>
@@ -101,7 +101,7 @@
             <w:pPr>
               <w:ind w:left="3"/>
               <w:rPr>
-                <w:rFonts w:ascii="Arial" w:hAnsi="Arial" w:cs="Arial"/>
+                <w:rFonts w:ascii="Arial" w:hAnsi="Arial" w:cs="Arial" w:eastAsia="Arial"/>
                 <w:b/>
                 <w:bCs/>
                 <w:sz w:val="21"/>
@@ -110,7 +110,7 @@
             </w:pPr>
             <w:r>
               <w:rPr>
-                <w:rFonts w:ascii="Arial" w:hAnsi="Arial" w:cs="Arial"/>
+                <w:rFonts w:ascii="Arial" w:hAnsi="Arial" w:cs="Arial" w:eastAsia="Arial"/>
                 <w:b/>
                 <w:bCs/>
                 <w:sz w:val="21"/>
@@ -133,14 +133,14 @@
           <w:p>
             <w:pPr>
               <w:rPr>
-                <w:rFonts w:ascii="Arial" w:hAnsi="Arial" w:cs="Arial"/>
+                <w:rFonts w:ascii="Arial" w:hAnsi="Arial" w:cs="Arial" w:eastAsia="Arial"/>
                 <w:sz w:val="21"/>
                 <w:szCs w:val="21"/>
               </w:rPr>
             </w:pPr>
             <w:r>
               <w:rPr>
-                <w:rFonts w:ascii="Arial" w:hAnsi="Arial" w:cs="Arial"/>
+                <w:rFonts w:ascii="Arial" w:hAnsi="Arial" w:cs="Arial" w:eastAsia="Arial"/>
                 <w:sz w:val="21"/>
                 <w:szCs w:val="21"/>
               </w:rPr>
@@ -166,7 +166,7 @@
           <w:p>
             <w:pPr>
               <w:rPr>
-                <w:rFonts w:ascii="Arial" w:hAnsi="Arial" w:cs="Arial"/>
+                <w:rFonts w:ascii="Arial" w:hAnsi="Arial" w:cs="Arial" w:eastAsia="Arial"/>
                 <w:b/>
                 <w:bCs/>
                 <w:sz w:val="21"/>
@@ -175,7 +175,7 @@
             </w:pPr>
             <w:r>
               <w:rPr>
-                <w:rFonts w:ascii="Arial" w:hAnsi="Arial" w:cs="Arial"/>
+                <w:rFonts w:ascii="Arial" w:hAnsi="Arial" w:cs="Arial" w:eastAsia="Arial"/>
                 <w:b/>
                 <w:bCs/>
                 <w:sz w:val="21"/>
@@ -199,14 +199,14 @@
             <w:pPr>
               <w:spacing w:line="240" w:lineRule="auto"/>
               <w:rPr>
-                <w:rFonts w:ascii="Arial" w:hAnsi="Arial" w:cs="Arial"/>
+                <w:rFonts w:ascii="Arial" w:hAnsi="Arial" w:cs="Arial" w:eastAsia="Arial"/>
                 <w:sz w:val="21"/>
                 <w:szCs w:val="21"/>
               </w:rPr>
             </w:pPr>
             <w:r>
               <w:rPr>
-                <w:rFonts w:ascii="Arial" w:hAnsi="Arial" w:cs="Arial"/>
+                <w:rFonts w:ascii="Arial" w:hAnsi="Arial" w:cs="Arial" w:eastAsia="Arial"/>
                 <w:sz w:val="21"/>
                 <w:szCs w:val="21"/>
               </w:rPr>
@@ -282,10 +282,10 @@
   <w:docDefaults>
     <w:rPrDefault>
       <w:rPr>
-        <w:rFonts w:asciiTheme="minorHAnsi" w:eastAsiaTheme="minorHAnsi" w:hAnsiTheme="minorHAnsi" w:cstheme="minorBidi"/>
+        <w:rFonts w:ascii="Arial" w:hAnsi="Arial" w:cs="Arial" w:eastAsia="Arial"/>
         <w:kern w:val="2"/>
-        <w:sz w:val="24"/>
-        <w:szCs w:val="24"/>
+        <w:sz w:val="21"/>
+        <w:szCs w:val="21"/>
         <w:lang w:val="en-IN" w:eastAsia="en-US" w:bidi="ar-SA"/>
         <w14:ligatures w14:val="standardContextual"/>
       </w:rPr>
@@ -682,9 +682,9 @@
       <w:spacing w:line="259" w:lineRule="auto"/>
     </w:pPr>
     <w:rPr>
-      <w:rFonts w:ascii="Calibri" w:eastAsia="Calibri" w:hAnsi="Calibri" w:cs="Calibri"/>
+      <w:rFonts w:ascii="Arial" w:hAnsi="Arial" w:cs="Arial" w:eastAsia="Arial"/>
       <w:color w:val="000000"/>
-      <w:sz w:val="22"/>
+      <w:sz w:val="21"/>
       <w:lang w:eastAsia="en-IN"/>
     </w:rPr>
   </w:style>
@@ -703,10 +703,10 @@
       <w:outlineLvl w:val="0"/>
     </w:pPr>
     <w:rPr>
-      <w:rFonts w:asciiTheme="majorHAnsi" w:eastAsiaTheme="majorEastAsia" w:hAnsiTheme="majorHAnsi" w:cstheme="majorBidi"/>
+      <w:rFonts w:ascii="Arial" w:hAnsi="Arial" w:cs="Arial" w:eastAsia="Arial"/>
       <w:color w:val="0F4761" w:themeColor="accent1" w:themeShade="BF"/>
-      <w:sz w:val="40"/>
-      <w:szCs w:val="40"/>
+      <w:sz w:val="21"/>
+      <w:szCs w:val="21"/>
       <w:lang w:eastAsia="en-US"/>
     </w:rPr>
   </w:style>
@@ -727,10 +727,10 @@
       <w:outlineLvl w:val="1"/>
     </w:pPr>
     <w:rPr>
-      <w:rFonts w:asciiTheme="majorHAnsi" w:eastAsiaTheme="majorEastAsia" w:hAnsiTheme="majorHAnsi" w:cstheme="majorBidi"/>
+      <w:rFonts w:ascii="Arial" w:hAnsi="Arial" w:cs="Arial" w:eastAsia="Arial"/>
       <w:color w:val="0F4761" w:themeColor="accent1" w:themeShade="BF"/>
-      <w:sz w:val="32"/>
-      <w:szCs w:val="32"/>
+      <w:sz w:val="21"/>
+      <w:szCs w:val="21"/>
       <w:lang w:eastAsia="en-US"/>
     </w:rPr>
   </w:style>
@@ -751,10 +751,10 @@
       <w:outlineLvl w:val="2"/>
     </w:pPr>
     <w:rPr>
-      <w:rFonts w:asciiTheme="minorHAnsi" w:eastAsiaTheme="majorEastAsia" w:hAnsiTheme="minorHAnsi" w:cstheme="majorBidi"/>
+      <w:rFonts w:ascii="Arial" w:hAnsi="Arial" w:cs="Arial" w:eastAsia="Arial"/>
       <w:color w:val="0F4761" w:themeColor="accent1" w:themeShade="BF"/>
-      <w:sz w:val="28"/>
-      <w:szCs w:val="28"/>
+      <w:sz w:val="21"/>
+      <w:szCs w:val="21"/>
       <w:lang w:eastAsia="en-US"/>
     </w:rPr>
   </w:style>
@@ -775,11 +775,11 @@
       <w:outlineLvl w:val="3"/>
     </w:pPr>
     <w:rPr>
-      <w:rFonts w:asciiTheme="minorHAnsi" w:eastAsiaTheme="majorEastAsia" w:hAnsiTheme="minorHAnsi" w:cstheme="majorBidi"/>
+      <w:rFonts w:ascii="Arial" w:hAnsi="Arial" w:cs="Arial" w:eastAsia="Arial"/>
       <w:i/>
       <w:iCs/>
       <w:color w:val="0F4761" w:themeColor="accent1" w:themeShade="BF"/>
-      <w:sz w:val="24"/>
+      <w:sz w:val="21"/>
       <w:lang w:eastAsia="en-US"/>
     </w:rPr>
   </w:style>
@@ -800,9 +800,9 @@
       <w:outlineLvl w:val="4"/>
     </w:pPr>
     <w:rPr>
-      <w:rFonts w:asciiTheme="minorHAnsi" w:eastAsiaTheme="majorEastAsia" w:hAnsiTheme="minorHAnsi" w:cstheme="majorBidi"/>
+      <w:rFonts w:ascii="Arial" w:hAnsi="Arial" w:cs="Arial" w:eastAsia="Arial"/>
       <w:color w:val="0F4761" w:themeColor="accent1" w:themeShade="BF"/>
-      <w:sz w:val="24"/>
+      <w:sz w:val="21"/>
       <w:lang w:eastAsia="en-US"/>
     </w:rPr>
   </w:style>
@@ -823,11 +823,11 @@
       <w:outlineLvl w:val="5"/>
     </w:pPr>
     <w:rPr>
-      <w:rFonts w:asciiTheme="minorHAnsi" w:eastAsiaTheme="majorEastAsia" w:hAnsiTheme="minorHAnsi" w:cstheme="majorBidi"/>
+      <w:rFonts w:ascii="Arial" w:hAnsi="Arial" w:cs="Arial" w:eastAsia="Arial"/>
       <w:i/>
       <w:iCs/>
       <w:color w:val="595959" w:themeColor="text1" w:themeTint="A6"/>
-      <w:sz w:val="24"/>
+      <w:sz w:val="21"/>
       <w:lang w:eastAsia="en-US"/>
     </w:rPr>
   </w:style>
@@ -848,9 +848,9 @@
       <w:outlineLvl w:val="6"/>
     </w:pPr>
     <w:rPr>
-      <w:rFonts w:asciiTheme="minorHAnsi" w:eastAsiaTheme="majorEastAsia" w:hAnsiTheme="minorHAnsi" w:cstheme="majorBidi"/>
+      <w:rFonts w:ascii="Arial" w:hAnsi="Arial" w:cs="Arial" w:eastAsia="Arial"/>
       <w:color w:val="595959" w:themeColor="text1" w:themeTint="A6"/>
-      <w:sz w:val="24"/>
+      <w:sz w:val="21"/>
       <w:lang w:eastAsia="en-US"/>
     </w:rPr>
   </w:style>
@@ -871,11 +871,11 @@
       <w:outlineLvl w:val="7"/>
     </w:pPr>
     <w:rPr>
-      <w:rFonts w:asciiTheme="minorHAnsi" w:eastAsiaTheme="majorEastAsia" w:hAnsiTheme="minorHAnsi" w:cstheme="majorBidi"/>
+      <w:rFonts w:ascii="Arial" w:hAnsi="Arial" w:cs="Arial" w:eastAsia="Arial"/>
       <w:i/>
       <w:iCs/>
       <w:color w:val="272727" w:themeColor="text1" w:themeTint="D8"/>
-      <w:sz w:val="24"/>
+      <w:sz w:val="21"/>
       <w:lang w:eastAsia="en-US"/>
     </w:rPr>
   </w:style>
@@ -896,9 +896,9 @@
       <w:outlineLvl w:val="8"/>
     </w:pPr>
     <w:rPr>
-      <w:rFonts w:asciiTheme="minorHAnsi" w:eastAsiaTheme="majorEastAsia" w:hAnsiTheme="minorHAnsi" w:cstheme="majorBidi"/>
+      <w:rFonts w:ascii="Arial" w:hAnsi="Arial" w:cs="Arial" w:eastAsia="Arial"/>
       <w:color w:val="272727" w:themeColor="text1" w:themeTint="D8"/>
-      <w:sz w:val="24"/>
+      <w:sz w:val="21"/>
       <w:lang w:eastAsia="en-US"/>
     </w:rPr>
   </w:style>
@@ -936,10 +936,10 @@
     <w:uiPriority w:val="9"/>
     <w:rsid w:val="00C44E90"/>
     <w:rPr>
-      <w:rFonts w:asciiTheme="majorHAnsi" w:eastAsiaTheme="majorEastAsia" w:hAnsiTheme="majorHAnsi" w:cstheme="majorBidi"/>
+      <w:rFonts w:ascii="Arial" w:hAnsi="Arial" w:cs="Arial" w:eastAsia="Arial"/>
       <w:color w:val="0F4761" w:themeColor="accent1" w:themeShade="BF"/>
-      <w:sz w:val="40"/>
-      <w:szCs w:val="40"/>
+      <w:sz w:val="21"/>
+      <w:szCs w:val="21"/>
     </w:rPr>
   </w:style>
   <w:style w:type="character" w:customStyle="1" w:styleId="Heading2Char">
@@ -950,10 +950,10 @@
     <w:semiHidden/>
     <w:rsid w:val="00C44E90"/>
     <w:rPr>
-      <w:rFonts w:asciiTheme="majorHAnsi" w:eastAsiaTheme="majorEastAsia" w:hAnsiTheme="majorHAnsi" w:cstheme="majorBidi"/>
+      <w:rFonts w:ascii="Arial" w:hAnsi="Arial" w:cs="Arial" w:eastAsia="Arial"/>
       <w:color w:val="0F4761" w:themeColor="accent1" w:themeShade="BF"/>
-      <w:sz w:val="32"/>
-      <w:szCs w:val="32"/>
+      <w:sz w:val="21"/>
+      <w:szCs w:val="21"/>
     </w:rPr>
   </w:style>
   <w:style w:type="character" w:customStyle="1" w:styleId="Heading3Char">
@@ -964,10 +964,10 @@
     <w:semiHidden/>
     <w:rsid w:val="00C44E90"/>
     <w:rPr>
-      <w:rFonts w:eastAsiaTheme="majorEastAsia" w:cstheme="majorBidi"/>
+      <w:rFonts w:ascii="Arial" w:hAnsi="Arial" w:cs="Arial" w:eastAsia="Arial"/>
       <w:color w:val="0F4761" w:themeColor="accent1" w:themeShade="BF"/>
-      <w:sz w:val="28"/>
-      <w:szCs w:val="28"/>
+      <w:sz w:val="21"/>
+      <w:szCs w:val="21"/>
     </w:rPr>
   </w:style>
   <w:style w:type="character" w:customStyle="1" w:styleId="Heading4Char">
@@ -978,7 +978,7 @@
     <w:semiHidden/>
     <w:rsid w:val="00C44E90"/>
     <w:rPr>
-      <w:rFonts w:eastAsiaTheme="majorEastAsia" w:cstheme="majorBidi"/>
+      <w:rFonts w:ascii="Arial" w:hAnsi="Arial" w:cs="Arial" w:eastAsia="Arial"/>
       <w:i/>
       <w:iCs/>
       <w:color w:val="0F4761" w:themeColor="accent1" w:themeShade="BF"/>
@@ -992,7 +992,7 @@
     <w:semiHidden/>
     <w:rsid w:val="00C44E90"/>
     <w:rPr>
-      <w:rFonts w:eastAsiaTheme="majorEastAsia" w:cstheme="majorBidi"/>
+      <w:rFonts w:ascii="Arial" w:hAnsi="Arial" w:cs="Arial" w:eastAsia="Arial"/>
       <w:color w:val="0F4761" w:themeColor="accent1" w:themeShade="BF"/>
     </w:rPr>
   </w:style>
@@ -1004,7 +1004,7 @@
     <w:semiHidden/>
     <w:rsid w:val="00C44E90"/>
     <w:rPr>
-      <w:rFonts w:eastAsiaTheme="majorEastAsia" w:cstheme="majorBidi"/>
+      <w:rFonts w:ascii="Arial" w:hAnsi="Arial" w:cs="Arial" w:eastAsia="Arial"/>
       <w:i/>
       <w:iCs/>
       <w:color w:val="595959" w:themeColor="text1" w:themeTint="A6"/>
@@ -1018,7 +1018,7 @@
     <w:semiHidden/>
     <w:rsid w:val="00C44E90"/>
     <w:rPr>
-      <w:rFonts w:eastAsiaTheme="majorEastAsia" w:cstheme="majorBidi"/>
+      <w:rFonts w:ascii="Arial" w:hAnsi="Arial" w:cs="Arial" w:eastAsia="Arial"/>
       <w:color w:val="595959" w:themeColor="text1" w:themeTint="A6"/>
     </w:rPr>
   </w:style>
@@ -1030,7 +1030,7 @@
     <w:semiHidden/>
     <w:rsid w:val="00C44E90"/>
     <w:rPr>
-      <w:rFonts w:eastAsiaTheme="majorEastAsia" w:cstheme="majorBidi"/>
+      <w:rFonts w:ascii="Arial" w:hAnsi="Arial" w:cs="Arial" w:eastAsia="Arial"/>
       <w:i/>
       <w:iCs/>
       <w:color w:val="272727" w:themeColor="text1" w:themeTint="D8"/>
@@ -1044,7 +1044,7 @@
     <w:semiHidden/>
     <w:rsid w:val="00C44E90"/>
     <w:rPr>
-      <w:rFonts w:eastAsiaTheme="majorEastAsia" w:cstheme="majorBidi"/>
+      <w:rFonts w:ascii="Arial" w:hAnsi="Arial" w:cs="Arial" w:eastAsia="Arial"/>
       <w:color w:val="272727" w:themeColor="text1" w:themeTint="D8"/>
     </w:rPr>
   </w:style>
@@ -1061,12 +1061,12 @@
       <w:contextualSpacing/>
     </w:pPr>
     <w:rPr>
-      <w:rFonts w:asciiTheme="majorHAnsi" w:eastAsiaTheme="majorEastAsia" w:hAnsiTheme="majorHAnsi" w:cstheme="majorBidi"/>
+      <w:rFonts w:ascii="Arial" w:hAnsi="Arial" w:cs="Arial" w:eastAsia="Arial"/>
       <w:color w:val="auto"/>
       <w:spacing w:val="-10"/>
       <w:kern w:val="28"/>
-      <w:sz w:val="56"/>
-      <w:szCs w:val="56"/>
+      <w:sz w:val="21"/>
+      <w:szCs w:val="21"/>
       <w:lang w:eastAsia="en-US"/>
     </w:rPr>
   </w:style>
@@ -1077,11 +1077,11 @@
     <w:uiPriority w:val="10"/>
     <w:rsid w:val="00C44E90"/>
     <w:rPr>
-      <w:rFonts w:asciiTheme="majorHAnsi" w:eastAsiaTheme="majorEastAsia" w:hAnsiTheme="majorHAnsi" w:cstheme="majorBidi"/>
+      <w:rFonts w:ascii="Arial" w:hAnsi="Arial" w:cs="Arial" w:eastAsia="Arial"/>
       <w:spacing w:val="-10"/>
       <w:kern w:val="28"/>
-      <w:sz w:val="56"/>
-      <w:szCs w:val="56"/>
+      <w:sz w:val="21"/>
+      <w:szCs w:val="21"/>
     </w:rPr>
   </w:style>
   <w:style w:type="paragraph" w:styleId="Subtitle">
@@ -1099,11 +1099,11 @@
       <w:spacing w:line="278" w:lineRule="auto"/>
     </w:pPr>
     <w:rPr>
-      <w:rFonts w:asciiTheme="minorHAnsi" w:eastAsiaTheme="majorEastAsia" w:hAnsiTheme="minorHAnsi" w:cstheme="majorBidi"/>
+      <w:rFonts w:ascii="Arial" w:hAnsi="Arial" w:cs="Arial" w:eastAsia="Arial"/>
       <w:color w:val="595959" w:themeColor="text1" w:themeTint="A6"/>
       <w:spacing w:val="15"/>
-      <w:sz w:val="28"/>
-      <w:szCs w:val="28"/>
+      <w:sz w:val="21"/>
+      <w:szCs w:val="21"/>
       <w:lang w:eastAsia="en-US"/>
     </w:rPr>
   </w:style>
@@ -1114,11 +1114,11 @@
     <w:uiPriority w:val="11"/>
     <w:rsid w:val="00C44E90"/>
     <w:rPr>
-      <w:rFonts w:eastAsiaTheme="majorEastAsia" w:cstheme="majorBidi"/>
+      <w:rFonts w:ascii="Arial" w:hAnsi="Arial" w:cs="Arial" w:eastAsia="Arial"/>
       <w:color w:val="595959" w:themeColor="text1" w:themeTint="A6"/>
       <w:spacing w:val="15"/>
-      <w:sz w:val="28"/>
-      <w:szCs w:val="28"/>
+      <w:sz w:val="21"/>
+      <w:szCs w:val="21"/>
     </w:rPr>
   </w:style>
   <w:style w:type="paragraph" w:styleId="Quote">
@@ -1134,11 +1134,11 @@
       <w:jc w:val="center"/>
     </w:pPr>
     <w:rPr>
-      <w:rFonts w:asciiTheme="minorHAnsi" w:eastAsiaTheme="minorHAnsi" w:hAnsiTheme="minorHAnsi" w:cstheme="minorBidi"/>
+      <w:rFonts w:ascii="Arial" w:hAnsi="Arial" w:cs="Arial" w:eastAsia="Arial"/>
       <w:i/>
       <w:iCs/>
       <w:color w:val="404040" w:themeColor="text1" w:themeTint="BF"/>
-      <w:sz w:val="24"/>
+      <w:sz w:val="21"/>
       <w:lang w:eastAsia="en-US"/>
     </w:rPr>
   </w:style>
@@ -1166,9 +1166,9 @@
       <w:contextualSpacing/>
     </w:pPr>
     <w:rPr>
-      <w:rFonts w:asciiTheme="minorHAnsi" w:eastAsiaTheme="minorHAnsi" w:hAnsiTheme="minorHAnsi" w:cstheme="minorBidi"/>
+      <w:rFonts w:ascii="Arial" w:hAnsi="Arial" w:cs="Arial" w:eastAsia="Arial"/>
       <w:color w:val="auto"/>
-      <w:sz w:val="24"/>
+      <w:sz w:val="21"/>
       <w:lang w:eastAsia="en-US"/>
     </w:rPr>
   </w:style>
@@ -1202,11 +1202,11 @@
       <w:jc w:val="center"/>
     </w:pPr>
     <w:rPr>
-      <w:rFonts w:asciiTheme="minorHAnsi" w:eastAsiaTheme="minorHAnsi" w:hAnsiTheme="minorHAnsi" w:cstheme="minorBidi"/>
+      <w:rFonts w:ascii="Arial" w:hAnsi="Arial" w:cs="Arial" w:eastAsia="Arial"/>
       <w:i/>
       <w:iCs/>
       <w:color w:val="0F4761" w:themeColor="accent1" w:themeShade="BF"/>
-      <w:sz w:val="24"/>
+      <w:sz w:val="21"/>
       <w:lang w:eastAsia="en-US"/>
     </w:rPr>
   </w:style>
@@ -1243,7 +1243,7 @@
       <w:spacing w:after="0" w:line="240" w:lineRule="auto"/>
     </w:pPr>
     <w:rPr>
-      <w:rFonts w:eastAsiaTheme="minorEastAsia"/>
+      <w:rFonts w:ascii="Arial" w:hAnsi="Arial" w:cs="Arial" w:eastAsia="Arial"/>
       <w:lang w:eastAsia="en-IN"/>
     </w:rPr>
     <w:tblPr>
@@ -1277,9 +1277,9 @@
     <w:uiPriority w:val="99"/>
     <w:rsid w:val="00A875B6"/>
     <w:rPr>
-      <w:rFonts w:ascii="Calibri" w:eastAsia="Calibri" w:hAnsi="Calibri" w:cs="Calibri"/>
+      <w:rFonts w:ascii="Arial" w:hAnsi="Arial" w:cs="Arial" w:eastAsia="Arial"/>
       <w:color w:val="000000"/>
-      <w:sz w:val="22"/>
+      <w:sz w:val="21"/>
       <w:lang w:eastAsia="en-IN"/>
     </w:rPr>
   </w:style>
@@ -1305,9 +1305,9 @@
     <w:uiPriority w:val="99"/>
     <w:rsid w:val="00A875B6"/>
     <w:rPr>
-      <w:rFonts w:ascii="Calibri" w:eastAsia="Calibri" w:hAnsi="Calibri" w:cs="Calibri"/>
+      <w:rFonts w:ascii="Arial" w:hAnsi="Arial" w:cs="Arial" w:eastAsia="Arial"/>
       <w:color w:val="000000"/>
-      <w:sz w:val="22"/>
+      <w:sz w:val="21"/>
       <w:lang w:eastAsia="en-IN"/>
     </w:rPr>
   </w:style>
